--- a/StepCat_Quick_Start_Guide_v253.4.docx
+++ b/StepCat_Quick_Start_Guide_v253.4.docx
@@ -99,7 +99,7 @@
               <w:spacing w:after="0"/>
             </w:pPr>
             <w:r>
-              <w:t>Release note: Workbook v253.4 is the current recommended workbook with StepCat Calculator v253.1. Profitability calculations and report layouts are unchanged; v253.4 adds normalized Payment / Record Type validation, soft-coral completion cues for applicable missing A:L inputs, matching Record Review guidance, and continued backward compatibility with older Subscription-style membership records.</w:t>
+              <w:t>Release note: Workbook v253.4 is the current recommended workbook with StepCat Calculator v253.1. Profitability calculations and report layouts are unchanged; v253.4 adds normalized Payment / Record Type validation, burnt-orange / bronze completion cues for applicable missing A:L inputs, matching Record Review guidance, and continued backward compatibility with older Subscription-style membership records. N:Z retain the pale-blue calculated/protected background; result meaning is shown by text color: green for Profit, dark/black for Draw or zero, and red for Loss, including a paid disqualification.</w:t>
             </w:r>
           </w:p>
         </w:tc>
@@ -110,7 +110,7 @@
         <w:jc w:val="center"/>
       </w:pPr>
       <w:r>
-        <w:t>This guide uses the current StepCat v253.1 workflow and Workbook v253.4 public-blank workbook illustrations. Workbook images contain no personal records. Any app screenshot that still visibly says v253.3 is retained only as a clearly labeled historical layout example; the v253.4 release text, workbook screenshots, validation guidance, and completion-cue guidance in this guide are current.</w:t>
+        <w:t>This guide uses the current StepCat v253.1 workflow and Workbook v253.4 public-blank workbook illustrations. Workbook images contain no personal records. The two What's New illustrations in the migration section are retained only as clearly labeled v253.3 layout examples; the v253.4 release text in this guide is current.</w:t>
       </w:r>
     </w:p>
     <w:p>
@@ -1321,7 +1321,7 @@
               <w:jc w:val="center"/>
             </w:pPr>
             <w:r>
-              <w:t>Previous v253.3 Guides &amp; Workbook layout example. The current v253.4 link, migration guidance, PDF, and editable DOCX wording in this guide is current; the historical screenshot is not altered.</w:t>
+              <w:t>Guides &amp; Workbook with the current Workbook v253.4 link, migration help, PDF, and editable DOCX.</w:t>
             </w:r>
           </w:p>
         </w:tc>
@@ -1500,7 +1500,7 @@
               <w:jc w:val="center"/>
             </w:pPr>
             <w:r>
-              <w:t>Previous v253.3 Move Existing Records layout example. Current v253.4 migration guidance is reproduced in the surrounding text rather than altering the historical screenshot.</w:t>
+              <w:t>Current Move Existing Records guidance for transferring A5:M safely into Workbook v253.4.</w:t>
             </w:r>
           </w:p>
         </w:tc>
@@ -1563,7 +1563,7 @@
     </w:p>
     <w:p>
       <w:r>
-        <w:t>Workbook v253.4 is recommended. Profitability calculations and report layouts remain unchanged. v253.4 normalizes Payment / Record Type validation, adds soft-coral completion cues for applicable missing A:L inputs after a record is started, and aligns Record Review with the same applicable field checks. Membership Fee and Free Game / Chips exceptions remain intact, and older Subscription-style membership records remain backward-compatible.</w:t>
+        <w:t>Workbook v253.4 is recommended. Profitability calculations and report layouts remain unchanged. v253.4 normalizes Payment / Record Type validation, adds burnt-orange / bronze completion cues for applicable missing A:L inputs after a record is started, and aligns Record Review with the same applicable field checks. N:Z keep their pale-blue calculated/protected background; result meaning is shown by number/text color: green for Profit, dark/black for Draw or zero, and red for Loss, including a paid disqualification. Membership Fee and Free Game / Chips exceptions remain intact, and older Subscription-style membership records remain backward-compatible.</w:t>
       </w:r>
     </w:p>
     <w:tbl>
@@ -1859,7 +1859,7 @@
               <w:jc w:val="center"/>
             </w:pPr>
             <w:r>
-              <w:t>Previous v253.3 Move Existing Records dialog layout example. The current v253.4 A5:M transfer guidance and N-Z warning are reproduced in the surrounding text rather than altering the historical screenshot.</w:t>
+              <w:t>Current Move Existing Records dialog with A5:M transfer guidance and the N-Z warning.</w:t>
             </w:r>
           </w:p>
         </w:tc>
@@ -1923,7 +1923,7 @@
             <w:r>
               <w:drawing>
                 <wp:inline xmlns:a="http://schemas.openxmlformats.org/drawingml/2006/main" xmlns:pic="http://schemas.openxmlformats.org/drawingml/2006/picture">
-                  <wp:extent cx="4529902" cy="7232775"/>
+                  <wp:extent cx="4114800" cy="7053942"/>
                   <wp:docPr id="16" name="Picture 16"/>
                   <wp:cNvGraphicFramePr>
                     <a:graphicFrameLocks noChangeAspect="1"/>
@@ -1944,7 +1944,7 @@
                         <pic:spPr>
                           <a:xfrm>
                             <a:off x="0" y="0"/>
-                            <a:ext cx="4529902" cy="7232775"/>
+                            <a:ext cx="4114800" cy="7053942"/>
                           </a:xfrm>
                           <a:prstGeom prst="rect"/>
                         </pic:spPr>
@@ -1961,12 +1961,7 @@
               <w:jc w:val="center"/>
             </w:pPr>
             <w:r>
-              <w:rPr>
-                <w:i/>
-                <w:color w:val="555555"/>
-                <w:sz w:val="15"/>
-              </w:rPr>
-              <w:t>Workbook v253.4 upper Instructions section with current completion-cue guidance, Membership Fee wording, and workbook safeguards.</w:t>
+              <w:t>Workbook v253.4 upper Instructions section showing the bronze missing-input cue, calculated/result color key, Membership Fee wording, and workbook safeguards.</w:t>
             </w:r>
           </w:p>
         </w:tc>
@@ -1983,10 +1978,7 @@
         <w:keepNext/>
       </w:pPr>
       <w:r>
-        <w:rPr>
-          <w:color w:val="D06600"/>
-        </w:rPr>
-        <w:t>9A. Carryover alternative</w:t>
+        <w:t>9A. Lower Instructions and Carryover alternative</w:t>
       </w:r>
     </w:p>
     <w:tbl>
@@ -2025,7 +2017,7 @@
             <w:r>
               <w:drawing>
                 <wp:inline xmlns:a="http://schemas.openxmlformats.org/drawingml/2006/main" xmlns:pic="http://schemas.openxmlformats.org/drawingml/2006/picture">
-                  <wp:extent cx="5943600" cy="1690985"/>
+                  <wp:extent cx="5303520" cy="5369945"/>
                   <wp:docPr id="17" name="Picture 17"/>
                   <wp:cNvGraphicFramePr>
                     <a:graphicFrameLocks noChangeAspect="1"/>
@@ -2046,7 +2038,7 @@
                         <pic:spPr>
                           <a:xfrm>
                             <a:off x="0" y="0"/>
-                            <a:ext cx="5943600" cy="1690985"/>
+                            <a:ext cx="5303520" cy="5369945"/>
                           </a:xfrm>
                           <a:prstGeom prst="rect"/>
                         </pic:spPr>
@@ -2063,12 +2055,7 @@
               <w:jc w:val="center"/>
             </w:pPr>
             <w:r>
-              <w:rPr>
-                <w:i/>
-                <w:color w:val="555555"/>
-                <w:sz w:val="15"/>
-              </w:rPr>
-              <w:t>Carryover alternative: prior totals and the four setup steps. Current Membership Fee exclusion guidance appears in the text below.</w:t>
+              <w:t>Workbook v253.4 lower Instructions section showing the September 1 release note, calculation definitions, compatibility notes, and protected-formula safeguards.</w:t>
             </w:r>
           </w:p>
         </w:tc>
